--- a/scripts/exports/03-the-data-mistake-that-gets-companies-fined-millions.docx
+++ b/scripts/exports/03-the-data-mistake-that-gets-companies-fined-millions.docx
@@ -171,7 +171,7 @@
                 <w:sz w:val="18"/>
                 <w:szCs w:val="18"/>
               </w:rPr>
-              <w:t xml:space="preserve">~14.7 minutes (~2,058 words)</w:t>
+              <w:t xml:space="preserve">~15.0 minutes (~2,102 words)</w:t>
             </w:r>
           </w:p>
         </w:tc>
@@ -566,7 +566,20 @@
           <w:sz w:val="20"/>
           <w:szCs w:val="20"/>
         </w:rPr>
-        <w:t xml:space="preserve">   1:52–4:11</w:t>
+        <w:t xml:space="preserve">   1:52–4:30</w:t>
+      </w:r>
+    </w:p>
+    <w:p>
+      <w:pPr>
+        <w:spacing w:after="160" w:line="300"/>
+      </w:pPr>
+      <w:r>
+        <w:rPr>
+          <w:rFonts w:ascii="Calibri" w:cs="Calibri" w:eastAsia="Calibri" w:hAnsi="Calibri"/>
+          <w:sz w:val="24"/>
+          <w:szCs w:val="24"/>
+        </w:rPr>
+        <w:t xml:space="preserve">If you're new here — I'm Aji Saine. Twelve-plus years in data management, and I've worked this exact problem from both sides: building the systems that hold people's data, and now managing statutory reporting for a UK university, where getting it wrong isn't hypothetical.</w:t>
       </w:r>
     </w:p>
     <w:p>
@@ -660,7 +673,7 @@
           <w:sz w:val="20"/>
           <w:szCs w:val="20"/>
         </w:rPr>
-        <w:t xml:space="preserve">   4:11–8:11</w:t>
+        <w:t xml:space="preserve">   4:30–8:30</w:t>
       </w:r>
     </w:p>
     <w:p>
@@ -819,7 +832,7 @@
           <w:sz w:val="20"/>
           <w:szCs w:val="20"/>
         </w:rPr>
-        <w:t xml:space="preserve">   8:11–11:17</w:t>
+        <w:t xml:space="preserve">   8:30–11:36</w:t>
       </w:r>
     </w:p>
     <w:p>
@@ -952,7 +965,7 @@
           <w:sz w:val="20"/>
           <w:szCs w:val="20"/>
         </w:rPr>
-        <w:t xml:space="preserve">   11:17–14:12</w:t>
+        <w:t xml:space="preserve">   11:36–14:31</w:t>
       </w:r>
     </w:p>
     <w:p>
@@ -1098,7 +1111,7 @@
           <w:sz w:val="20"/>
           <w:szCs w:val="20"/>
         </w:rPr>
-        <w:t xml:space="preserve">   14:12–14:38</w:t>
+        <w:t xml:space="preserve">   14:31–14:57</w:t>
       </w:r>
     </w:p>
     <w:p>
@@ -1166,7 +1179,7 @@
           <w:sz w:val="20"/>
           <w:szCs w:val="20"/>
         </w:rPr>
-        <w:t xml:space="preserve">   14:38–14:41</w:t>
+        <w:t xml:space="preserve">   14:57–15:00</w:t>
       </w:r>
     </w:p>
     <w:p>

--- a/scripts/exports/03-the-data-mistake-that-gets-companies-fined-millions.docx
+++ b/scripts/exports/03-the-data-mistake-that-gets-companies-fined-millions.docx
@@ -171,7 +171,7 @@
                 <w:sz w:val="18"/>
                 <w:szCs w:val="18"/>
               </w:rPr>
-              <w:t xml:space="preserve">~15.0 minutes (~2,102 words)</w:t>
+              <w:t xml:space="preserve">~15.0 minutes (~2,104 words)</w:t>
             </w:r>
           </w:p>
         </w:tc>
@@ -579,7 +579,7 @@
           <w:sz w:val="24"/>
           <w:szCs w:val="24"/>
         </w:rPr>
-        <w:t xml:space="preserve">If you're new here — I'm Aji Saine. Twelve-plus years in data management, and I've worked this exact problem from both sides: building the systems that hold people's data, and now managing statutory reporting for a UK university, where getting it wrong isn't hypothetical.</w:t>
+        <w:t xml:space="preserve">If you're new here — I'm Aji Saine. Twelve-plus years split between software development and data management — six-plus years writing the software that holds people's data, six years now managing it, most recently statutory reporting for a UK university, where getting it wrong isn't hypothetical.</w:t>
       </w:r>
     </w:p>
     <w:p>

--- a/scripts/exports/03-the-data-mistake-that-gets-companies-fined-millions.docx
+++ b/scripts/exports/03-the-data-mistake-that-gets-companies-fined-millions.docx
@@ -171,7 +171,7 @@
                 <w:sz w:val="18"/>
                 <w:szCs w:val="18"/>
               </w:rPr>
-              <w:t xml:space="preserve">~15.0 minutes (~2,104 words)</w:t>
+              <w:t xml:space="preserve">~15.8 minutes (~2,208 words)</w:t>
             </w:r>
           </w:p>
         </w:tc>
@@ -566,7 +566,7 @@
           <w:sz w:val="20"/>
           <w:szCs w:val="20"/>
         </w:rPr>
-        <w:t xml:space="preserve">   1:52–4:30</w:t>
+        <w:t xml:space="preserve">   1:52–4:31</w:t>
       </w:r>
     </w:p>
     <w:p>
@@ -673,7 +673,7 @@
           <w:sz w:val="20"/>
           <w:szCs w:val="20"/>
         </w:rPr>
-        <w:t xml:space="preserve">   4:30–8:30</w:t>
+        <w:t xml:space="preserve">   4:31–8:31</w:t>
       </w:r>
     </w:p>
     <w:p>
@@ -832,7 +832,7 @@
           <w:sz w:val="20"/>
           <w:szCs w:val="20"/>
         </w:rPr>
-        <w:t xml:space="preserve">   8:30–11:36</w:t>
+        <w:t xml:space="preserve">   8:31–11:37</w:t>
       </w:r>
     </w:p>
     <w:p>
@@ -965,7 +965,7 @@
           <w:sz w:val="20"/>
           <w:szCs w:val="20"/>
         </w:rPr>
-        <w:t xml:space="preserve">   11:36–14:31</w:t>
+        <w:t xml:space="preserve">   11:37–15:17</w:t>
       </w:r>
     </w:p>
     <w:p>
@@ -1004,7 +1004,33 @@
           <w:sz w:val="24"/>
           <w:szCs w:val="24"/>
         </w:rPr>
-        <w:t xml:space="preserve">The good news is that fixing it doesn't need a bigger legal team or new software. That loyalty-scheme company could close most of its exposure in an afternoon: one person going through each system, writing down what's in it, why, and when it goes — then actually scheduling the deletion instead of noting it as a good idea for later. The technology to enforce a retention date has existed for decades. What's missing is the decision, made once, by someone with the standing to make it stick.</w:t>
+        <w:t xml:space="preserve">The good news is that fixing it doesn't need a bigger legal team or new software. But it isn't one person with database access and a free afternoon either — nobody should be deciding alone what disappears.</w:t>
+      </w:r>
+    </w:p>
+    <w:p>
+      <w:pPr>
+        <w:spacing w:after="160" w:line="300"/>
+      </w:pPr>
+      <w:r>
+        <w:rPr>
+          <w:rFonts w:ascii="Calibri" w:cs="Calibri" w:eastAsia="Calibri" w:hAnsi="Calibri"/>
+          <w:sz w:val="24"/>
+          <w:szCs w:val="24"/>
+        </w:rPr>
+        <w:t xml:space="preserve">It's duller than that, and safer. Write down what you actually hold, system by system. Then agree — once, with the people who'd carry the consequences — how long each type of record is kept, and why. That agreement has a name: a retention schedule. Check it against everything you're legally required to keep, because plenty of it you are. And when something does reach the end of its life, record the disposal: what went, when, under which rule, approved by whom. That last part is the one everyone skips, and it's the one a regulator asks for.</w:t>
+      </w:r>
+    </w:p>
+    <w:p>
+      <w:pPr>
+        <w:spacing w:after="160" w:line="300"/>
+      </w:pPr>
+      <w:r>
+        <w:rPr>
+          <w:rFonts w:ascii="Calibri" w:cs="Calibri" w:eastAsia="Calibri" w:hAnsi="Calibri"/>
+          <w:sz w:val="24"/>
+          <w:szCs w:val="24"/>
+        </w:rPr>
+        <w:t xml:space="preserve">Then let the system enforce it, so it stops being somebody's judgement call every time. The technology to do that has existed for decades. What's missing is the decision — made once, in the open, by people with the standing to make it stick.</w:t>
       </w:r>
     </w:p>
     <w:p>
@@ -1030,7 +1056,7 @@
           <w:sz w:val="24"/>
           <w:szCs w:val="24"/>
         </w:rPr>
-        <w:t xml:space="preserve">If any one of those makes you pause, you've found the gap regulators are trained to look for — and you found it first.</w:t>
+        <w:t xml:space="preserve">If any one of those makes you pause, you've found the gap regulators are trained to look for — and you found it first. Take it to whoever owns that data, not into the database yourself.</w:t>
       </w:r>
     </w:p>
     <w:p>
@@ -1111,7 +1137,7 @@
           <w:sz w:val="20"/>
           <w:szCs w:val="20"/>
         </w:rPr>
-        <w:t xml:space="preserve">   14:31–14:57</w:t>
+        <w:t xml:space="preserve">   15:17–15:43</w:t>
       </w:r>
     </w:p>
     <w:p>
@@ -1179,7 +1205,7 @@
           <w:sz w:val="20"/>
           <w:szCs w:val="20"/>
         </w:rPr>
-        <w:t xml:space="preserve">   14:57–15:00</w:t>
+        <w:t xml:space="preserve">   15:43–15:46</w:t>
       </w:r>
     </w:p>
     <w:p>
